--- a/pr-preview/pr-402/chapters/slides-posters-figures.docx
+++ b/pr-preview/pr-402/chapters/slides-posters-figures.docx
@@ -15,7 +15,7 @@
         <w:pStyle w:val="Date"/>
       </w:pPr>
       <w:r>
-        <w:t xml:space="preserve">Last modified: 2026-10-28 15:53:12 (PDT)</w:t>
+        <w:t xml:space="preserve">Last modified: 2026-10-28 16:25:01 (PDT)</w:t>
       </w:r>
     </w:p>
     <w:p>
@@ -1199,6 +1199,24 @@
       </w:r>
       <w:r>
         <w:t xml:space="preserve">A reader should not have to look up a symbol to know what an axis shows.</w:t>
+      </w:r>
+      <w:r>
+        <w:t xml:space="preserve"> </w:t>
+      </w:r>
+      <w:r>
+        <w:t xml:space="preserve">Wrap a long y-axis title onto two lines</w:t>
+      </w:r>
+      <w:r>
+        <w:t xml:space="preserve"> </w:t>
+      </w:r>
+      <w:r>
+        <w:t xml:space="preserve">so that it stays horizontal and readable,</w:t>
+      </w:r>
+      <w:r>
+        <w:t xml:space="preserve"> </w:t>
+      </w:r>
+      <w:r>
+        <w:t xml:space="preserve">rather than rotating it or shortening it to a symbol.</w:t>
       </w:r>
     </w:p>
     <w:p>
